--- a/reports/Задание_3_Давлетов_АД-23.docx
+++ b/reports/Задание_3_Давлетов_АД-23.docx
@@ -1114,7 +1114,7 @@
                 <w:b w:val="0"/>
                 <w:sz w:val="20"/>
               </w:rPr>
-              <w:t>Модуль записи и модуль уведомлений, интерфейс пациента, база данных. Новый класс WaitlistEntry и тип уведомления WAITLIST_OFFER. Альтернативный ход СЦ-01 и новый сценарий СЦ-09. Тест-кейсы ТК-19 и ТК-20.</w:t>
+              <w:t>Модуль записи и модуль уведомлений, интерфейс пациента, база данных. Новый класс WaitlistEntry и тип уведомления WAITLIST_OFFER. Альтернативный ход СЦ-01 и новый сценарий СЦ-09. Тест-кейсы ТК-21 и ТК-22.</w:t>
             </w:r>
           </w:p>
         </w:tc>

--- a/reports/Задание_3_Давлетов_АД-23.docx
+++ b/reports/Задание_3_Давлетов_АД-23.docx
@@ -26,7 +26,7 @@
     </w:p>
     <w:p>
       <w:r>
-        <w:t>Для документации системы записи к врачу оформлен список версий, текущая версия отмечена тегом. Описан один запрос на изменение и составлен план первого спринта.</w:t>
+        <w:t>В этой работе я записал версии документации в файл CHANGELOG.md и отметил их тегами в Git. Ещё я описал один запрос на изменение и составил план первого спринта.</w:t>
       </w:r>
     </w:p>
     <w:p>
@@ -39,7 +39,7 @@
     </w:p>
     <w:p>
       <w:r>
-        <w:t>В корне репозитория создан файл CHANGELOG.md. В нём две версии: материалы прошлого семестра и исправления после ревью из задания 2. Для каждой версии указано, какие требования, сценарии, диаграммы и тесты изменились.</w:t>
+        <w:t>В корне репозитория появился файл CHANGELOG.md. В нём две версии. Версия 1.0.0 это материалы прошлого семестра, а версия 1.1.0 это исправления после ревью из задания 2.</w:t>
       </w:r>
     </w:p>
     <w:p>
@@ -320,7 +320,7 @@
                 <w:b w:val="0"/>
                 <w:sz w:val="20"/>
               </w:rPr>
-              <w:t>Пять работ прошлого семестра: 19 ФТ, 12 НФТ, 2 сценария, архитектура, UML, 7 тестов. README дополнен в отдельной ветке.</w:t>
+              <w:t>Пять работ прошлого семестра: 19 функциональных и 12 нефункциональных требований, 2 сценария, архитектура, диаграммы и 7 тестов.</w:t>
             </w:r>
           </w:p>
         </w:tc>
@@ -449,7 +449,7 @@
                 <w:b w:val="0"/>
                 <w:sz w:val="20"/>
               </w:rPr>
-              <w:t>Исправления ревью: уточнены ФТ-01, 02, 06, 07, 11, НФТ-01 и 07, изменены связи классов, добавлены СЦ-03–СЦ-08 и ТК-08–ТК-18.</w:t>
+              <w:t>Исправления после ревью: уточнены вход, отмена, перенос, напоминания и права ролей, исправлены диаграммы, добавлены 6 сценариев и 11 тестов.</w:t>
             </w:r>
           </w:p>
         </w:tc>
@@ -462,12 +462,12 @@
     </w:p>
     <w:p>
       <w:r>
-        <w:t>Почему 1.1.0, а не 1.0.1. В задании 2 не только исправлены ошибки, но и описаны новые возможности: сценарии и проверки для врача и администратора. По правилу X.Y.Z это увеличивает Y. Номер X не менялся, потому что прежние документы не пришлось переделывать заново.</w:t>
+        <w:t>Почему 1.1.0, а не 1.0.1. В задании 2 я не только исправил ошибки, но и добавил сценарии и тесты для врача и администратора. Это новая возможность, поэтому растёт средняя цифра. Первая цифра осталась прежней, потому что старые документы не пришлось переписывать заново.</w:t>
       </w:r>
     </w:p>
     <w:p>
       <w:r>
-        <w:t>Тег v1.1.0 поставлен на коммит со списком изменений. Тег v1.0.0 поставлен на коммит 2180cc2, где закончилась первая работа.</w:t>
+        <w:t>Тег v1.1.0 стоит на коммите со списком изменений. Тег v1.0.0 я поставил на коммит 2180cc2, на котором закончилась первая работа.</w:t>
       </w:r>
     </w:p>
     <w:p>
@@ -576,7 +576,7 @@
         <w:pStyle w:val="Caption"/>
       </w:pPr>
       <w:r>
-        <w:t>Рисунок 2. Теги версий в репозитории на GitHub</w:t>
+        <w:t>Рисунок 2. Теги версий на GitHub</w:t>
       </w:r>
     </w:p>
     <w:p>
@@ -698,7 +698,7 @@
         <w:pStyle w:val="Heading1"/>
       </w:pPr>
       <w:r>
-        <w:t>Запрос на изменение CR-01</w:t>
+        <w:t>Запрос на изменение № 1</w:t>
       </w:r>
     </w:p>
     <w:tbl>
@@ -909,7 +909,7 @@
                 <w:b w:val="0"/>
                 <w:sz w:val="20"/>
               </w:rPr>
-              <w:t>Если у врача нет свободного времени, пациент уходит ни с чем. Когда кто-то отменяет запись, слот освобождается, но об этом никто не знает, и он остаётся пустым. Это та же проблема потерянных слотов, ради которой делалась система.</w:t>
+              <w:t>Если у нужного врача нет свободного времени, пациент не может записаться. При этом другие пациенты отменяют записи, и освободившееся время часто остаётся пустым. А система как раз создавалась, чтобы время врача не пропадало.</w:t>
             </w:r>
           </w:p>
         </w:tc>
@@ -976,11 +976,11 @@
                 <w:b w:val="0"/>
                 <w:sz w:val="20"/>
               </w:rPr>
-              <w:t>ФТ-20. Пациент встаёт в лист ожидания к врачу на период до 14 дней, не больше трёх активных заявок.</w:t>
+              <w:t>ФТ 20. Пациент может встать в лист ожидания к врачу на срок до 14 дней. Одновременно можно держать не больше трёх заявок.</w:t>
               <w:br/>
-              <w:t>ФТ-21. Когда в периоде освобождается слот, пациенты из листа получают email по очереди. Записаться можно по обычным правилам ФТ-05 и ФТ-09, слот получает тот, кто первым подтвердит.</w:t>
+              <w:t>ФТ 21. Когда у врача освобождается время, система пишет на email пациентам из листа по очереди. Время получает тот, кто первым подтвердит запись.</w:t>
               <w:br/>
-              <w:t>ФТ-22. Пациент видит и удаляет свои заявки. Заявка закрывается после записи к этому врачу или по окончании периода.</w:t>
+              <w:t>ФТ 22. Пациент видит свои заявки и может их удалить. Заявка закрывается сама, когда пациент записался или срок прошёл.</w:t>
             </w:r>
           </w:p>
         </w:tc>
@@ -1047,7 +1047,7 @@
                 <w:b w:val="0"/>
                 <w:sz w:val="20"/>
               </w:rPr>
-              <w:t>ФТ-06, ФТ-07, ФТ-15, ФТ-18: после освобождения слота модуль записи сообщает о нём листу ожидания. НФТ-07: пациент видит только свои заявки.</w:t>
+              <w:t>ФТ 06, ФТ 07, ФТ 15 и ФТ 18: когда время освобождается, модуль записи сообщает об этом листу ожидания. НФТ 07: пациент видит только свои заявки.</w:t>
             </w:r>
           </w:p>
         </w:tc>
@@ -1114,7 +1114,7 @@
                 <w:b w:val="0"/>
                 <w:sz w:val="20"/>
               </w:rPr>
-              <w:t>Модуль записи и модуль уведомлений, интерфейс пациента, база данных. Новый класс WaitlistEntry и тип уведомления WAITLIST_OFFER. Альтернативный ход СЦ-01 и новый сценарий СЦ-09. Тест-кейсы ТК-21 и ТК-22.</w:t>
+              <w:t>Модуль записи, модуль уведомлений, интерфейс пациента и базу данных. На диаграмме классов появится класс WaitlistEntry и новый тип письма. Нужен новый сценарий СЦ 09 и два теста, ТК 21 и ТК 22.</w:t>
             </w:r>
           </w:p>
         </w:tc>
@@ -1181,7 +1181,7 @@
                 <w:b w:val="0"/>
                 <w:sz w:val="20"/>
               </w:rPr>
-              <w:t>Рабочее место врача, статистика администратора, правила напоминаний ФТ-11.</w:t>
+              <w:t>Рабочее место врача, статистика администратора и правила напоминаний.</w:t>
             </w:r>
           </w:p>
         </w:tc>
@@ -1248,7 +1248,7 @@
                 <w:b w:val="0"/>
                 <w:sz w:val="20"/>
               </w:rPr>
-              <w:t>1.2.0: добавляется новая возможность, прежние функции работают как раньше.</w:t>
+              <w:t>1.2.0, потому что появляется новая возможность, а старые функции работают как раньше.</w:t>
             </w:r>
           </w:p>
         </w:tc>
@@ -1261,7 +1261,7 @@
     </w:p>
     <w:p>
       <w:r>
-        <w:t>Одно новое требование затрагивает требования, архитектуру, диаграмму классов, сценарии и тесты. Поэтому оно сначала оформлено запросом и попало в бэклог, а документы будут изменены только при его выполнении.</w:t>
+        <w:t>Одно новое требование задевает сразу требования, архитектуру, диаграмму классов, сценарии и тесты. Поэтому я сначала оформил его запросом и добавил в бэклог. Сами документы поменяются, когда запрос возьмут в работу.</w:t>
       </w:r>
     </w:p>
     <w:p>
@@ -1293,7 +1293,7 @@
     </w:p>
     <w:p>
       <w:r>
-        <w:t>Спринт длится 2 недели, это 10 рабочих дней. Задачи взяты из требований версии 1.1.0.</w:t>
+        <w:t>Спринт длится две недели, то есть 10 рабочих дней. Задачи я взял из требований версии 1.1.0.</w:t>
       </w:r>
     </w:p>
     <w:tbl>
@@ -1533,7 +1533,7 @@
                 <w:b w:val="0"/>
                 <w:sz w:val="19"/>
               </w:rPr>
-              <w:t>Как пациент, я хочу зарегистрироваться и входить по email и паролю, чтобы записываться без звонка в регистратуру (ФТ-01, ФТ-02)</w:t>
+              <w:t>Как пациент, я хочу зарегистрироваться и входить по email и паролю, чтобы записываться без звонка в регистратуру (ФТ 01, ФТ 02)</w:t>
             </w:r>
           </w:p>
         </w:tc>
@@ -1693,7 +1693,7 @@
                 <w:b w:val="0"/>
                 <w:sz w:val="19"/>
               </w:rPr>
-              <w:t>Как администратор, я хочу вести специальности и список врачей, чтобы пациент видел актуальных врачей (ФТ-16)</w:t>
+              <w:t>Как администратор, я хочу вести специальности и список врачей, чтобы пациент видел актуальных врачей (ФТ 16)</w:t>
             </w:r>
           </w:p>
         </w:tc>
@@ -1853,7 +1853,7 @@
                 <w:b w:val="0"/>
                 <w:sz w:val="19"/>
               </w:rPr>
-              <w:t>Как администратор, я хочу задать рабочие часы врача, чтобы система создала свободные слоты (ФТ-15)</w:t>
+              <w:t>Как администратор, я хочу задать рабочие часы врача, чтобы появилось свободное время для записи (ФТ 15)</w:t>
             </w:r>
           </w:p>
         </w:tc>
@@ -2013,7 +2013,7 @@
                 <w:b w:val="0"/>
                 <w:sz w:val="19"/>
               </w:rPr>
-              <w:t>Как пациент, я хочу выбрать специальность, врача и свободное время, чтобы найти удобный приём (ФТ-03, ФТ-04, ФТ-09)</w:t>
+              <w:t>Как пациент, я хочу выбрать специальность, врача и свободное время, чтобы найти удобный приём (ФТ 03, ФТ 04, ФТ 09)</w:t>
             </w:r>
           </w:p>
         </w:tc>
@@ -2173,7 +2173,7 @@
                 <w:b w:val="0"/>
                 <w:sz w:val="19"/>
               </w:rPr>
-              <w:t>Как пациент, я хочу подтвердить запись и быть уверенным, что время не займёт другой пациент (ФТ-05, ФТ-09)</w:t>
+              <w:t>Как пациент, я хочу подтвердить запись и быть уверенным, что это время не займёт другой пациент (ФТ 05, ФТ 09)</w:t>
             </w:r>
           </w:p>
         </w:tc>
@@ -2333,7 +2333,7 @@
                 <w:b w:val="0"/>
                 <w:sz w:val="19"/>
               </w:rPr>
-              <w:t>Как пациент, я хочу получить письмо с подтверждением, чтобы знать врача, время и кабинет (ФТ-10)</w:t>
+              <w:t>Как пациент, я хочу получить письмо с подтверждением, чтобы знать врача, время и кабинет (ФТ 10)</w:t>
             </w:r>
           </w:p>
         </w:tc>
@@ -2493,7 +2493,7 @@
                 <w:b w:val="0"/>
                 <w:sz w:val="19"/>
               </w:rPr>
-              <w:t>Как пациент, я хочу отменить или перенести запись, чтобы не занимать время, на которое не приду (ФТ-06, ФТ-07)</w:t>
+              <w:t>Как пациент, я хочу отменить или перенести запись, чтобы не занимать время, на которое не приду (ФТ 06, ФТ 07)</w:t>
             </w:r>
           </w:p>
         </w:tc>
@@ -2653,7 +2653,7 @@
                 <w:b w:val="0"/>
                 <w:sz w:val="19"/>
               </w:rPr>
-              <w:t>Как пациент, я хочу получить напоминание за 24 часа, чтобы не забыть о приёме (ФТ-11)</w:t>
+              <w:t>Как пациент, я хочу получить напоминание за сутки, чтобы не забыть о приёме (ФТ 11)</w:t>
             </w:r>
           </w:p>
         </w:tc>
@@ -2813,7 +2813,7 @@
                 <w:b w:val="0"/>
                 <w:sz w:val="19"/>
               </w:rPr>
-              <w:t>Как врач, я хочу видеть своё расписание и пациентов на день, чтобы планировать приём (ФТ-12–ФТ-14)</w:t>
+              <w:t>Как врач, я хочу видеть своё расписание и пациентов на день, чтобы планировать приём (ФТ 12, 13 и 14)</w:t>
             </w:r>
           </w:p>
         </w:tc>
@@ -2973,7 +2973,7 @@
                 <w:b w:val="0"/>
                 <w:sz w:val="19"/>
               </w:rPr>
-              <w:t>Как администратор, я хочу видеть загрузку врачей и число неявок, чтобы планировать расписание (ФТ-19)</w:t>
+              <w:t>Как администратор, я хочу видеть загрузку врачей и число неявок, чтобы планировать расписание (ФТ 19)</w:t>
             </w:r>
           </w:p>
         </w:tc>
@@ -3133,7 +3133,7 @@
                 <w:b w:val="0"/>
                 <w:sz w:val="19"/>
               </w:rPr>
-              <w:t>Как пациент, я хочу встать в лист ожидания, чтобы попасть к врачу, если освободится время (CR-01)</w:t>
+              <w:t>Как пациент, я хочу встать в лист ожидания, чтобы попасть к врачу, если освободится время (запрос № 1)</w:t>
             </w:r>
           </w:p>
         </w:tc>
@@ -3247,7 +3247,7 @@
     </w:p>
     <w:p>
       <w:r>
-        <w:t>Пациент может сам зарегистрироваться, выбрать врача и записаться на свободное время с подтверждением по email, а администратор заводит врачей и их рабочие часы.</w:t>
+        <w:t>Пациент сам регистрируется и записывается к врачу на свободное время с письмом подтверждения, а администратор заводит врачей и их рабочие часы.</w:t>
       </w:r>
     </w:p>
     <w:p>
@@ -3260,7 +3260,7 @@
     </w:p>
     <w:p>
       <w:r>
-        <w:t>Задачи 1–6 занимают все 10 дней и совпадают с первой итерацией плана из документа 04. Без врачей и рабочих часов нет слотов, а без входа и подтверждения пациент не может записаться, поэтому вместе они дают минимальную работающую запись. Отмена, напоминания, работа врача, статистика и лист ожидания имеют смысл только при уже созданных записях и переносятся в следующие спринты.</w:t>
+        <w:t>Задачи с 1 по 6 занимают ровно 10 дней и совпадают с первой итерацией из документа 04. Без врачей и рабочих часов не будет свободного времени, а без входа пациент не сможет записаться. Отмена, напоминания, работа врача, статистика и лист ожидания нужны только тогда, когда записи уже есть, поэтому они уходят в следующие спринты.</w:t>
       </w:r>
     </w:p>
     <w:sectPr>
